--- a/rapports/2026-06-06/EQ10/EQ10_sup_v2/DR_081203020002/20-73-48-95.docx
+++ b/rapports/2026-06-06/EQ10/EQ10_sup_v2/DR_081203020002/20-73-48-95.docx
@@ -297,7 +297,7 @@
           <w:color w:val="1F6FEB"/>
           <w:sz w:val="22"/>
         </w:rPr>
-        <w:t>⚠ INCOHÉRENCES À CORRIGER (56)</w:t>
+        <w:t>⚠ INCOHÉRENCES À CORRIGER (51)</w:t>
       </w:r>
     </w:p>
     <w:tbl>
@@ -575,7 +575,7 @@
                 <w:i w:val="0"/>
                 <w:sz w:val="17"/>
               </w:rPr>
-              <w:t>Incohérence!!! seulement les écoles privées paient les frais de scolarité (y compris les frais d'inscription).</w:t>
+              <w:t>Incoherent!!! Le niveau d'études suivi par ngueye lakh  au cours de l'année 2024/2025 est Primaire ou son niveau d'études le plus élevé atteint est  mais il déclare en 2.11 qu'il a obtenu comme résultat le Diplômé, études achevées.</w:t>
             </w:r>
           </w:p>
         </w:tc>
@@ -665,7 +665,7 @@
                 <w:i w:val="0"/>
                 <w:sz w:val="17"/>
               </w:rPr>
-              <w:t>Incoherent!!! Le niveau d'études suivi par ngueye lakh  au cours de l'année 2024/2025 est Primaire ou son niveau d'études le plus élevé atteint est  mais il déclare en 2.11 qu'il a obtenu comme résultat le Diplômé, études achevées.</w:t>
+              <w:t>Prière de corriger cette incoherence en 2.11.</w:t>
             </w:r>
           </w:p>
         </w:tc>
@@ -698,7 +698,7 @@
                 <w:i w:val="0"/>
                 <w:sz w:val="16"/>
               </w:rPr>
-              <w:t>S02</w:t>
+              <w:t>S13</w:t>
               <w:br/>
             </w:r>
             <w:r>
@@ -708,7 +708,7 @@
                 <w:color w:val="64748B"/>
                 <w:sz w:val="14"/>
               </w:rPr>
-              <w:t>Éducation</w:t>
+              <w:t>Transferts</w:t>
             </w:r>
           </w:p>
         </w:tc>
@@ -724,7 +724,7 @@
                 <w:color w:val="16A34A"/>
                 <w:sz w:val="16"/>
               </w:rPr>
-              <w:t>—</w:t>
+              <w:t>s00q27, s01q00a, s01q12, s01q13, s02q04, s03q11, s03q12, s01q01</w:t>
             </w:r>
           </w:p>
         </w:tc>
@@ -755,7 +755,7 @@
                 <w:i w:val="0"/>
                 <w:sz w:val="17"/>
               </w:rPr>
-              <w:t>Prière de corriger cette incoherence en 2.11.</w:t>
+              <w:t>L'âge du béneficiaire d'argent dans la section 13b (Transfert emis) semble incoherent voir élévé, prière de verifier ou corriger.</w:t>
             </w:r>
           </w:p>
         </w:tc>
@@ -788,7 +788,7 @@
                 <w:i w:val="0"/>
                 <w:sz w:val="16"/>
               </w:rPr>
-              <w:t>S13</w:t>
+              <w:t>S16</w:t>
               <w:br/>
             </w:r>
             <w:r>
@@ -798,7 +798,7 @@
                 <w:color w:val="64748B"/>
                 <w:sz w:val="14"/>
               </w:rPr>
-              <w:t>Transferts</w:t>
+              <w:t>Agriculture</w:t>
             </w:r>
           </w:p>
         </w:tc>
@@ -814,7 +814,7 @@
                 <w:color w:val="16A34A"/>
                 <w:sz w:val="16"/>
               </w:rPr>
-              <w:t>s00q27, s01q00a, s01q12, s01q13, s02q04, s03q11, s03q12, s01q01</w:t>
+              <w:t>s16dq05a, s16dq05c</w:t>
             </w:r>
           </w:p>
         </w:tc>
@@ -845,7 +845,7 @@
                 <w:i w:val="0"/>
                 <w:sz w:val="17"/>
               </w:rPr>
-              <w:t>L'âge du béneficiaire d'argent dans la section 13b (Transfert emis) semble incoherent voir élévé, prière de verifier ou corriger.</w:t>
+              <w:t>La quantité de s16dq05a estimée en Kg est incohérente avec la prise dans la question s16dq05c, prière de bien estimer et mettre la valeur exacte.</w:t>
             </w:r>
           </w:p>
         </w:tc>
@@ -904,7 +904,7 @@
                 <w:color w:val="16A34A"/>
                 <w:sz w:val="16"/>
               </w:rPr>
-              <w:t>s16dq05a, s16dq05c</w:t>
+              <w:t>s00q07a, s00q08, s00q10, s00q13_0, s00q15_0, s00q17_0, s00q23a, s00q23b</w:t>
             </w:r>
           </w:p>
         </w:tc>
@@ -935,7 +935,7 @@
                 <w:i w:val="0"/>
                 <w:sz w:val="17"/>
               </w:rPr>
-              <w:t>La quantité de s16dq05a estimée en Kg est incohérente avec la prise dans la question s16dq05c, prière de bien estimer et mettre la valeur exacte.</w:t>
+              <w:t>La somme des quantités consommées (5 kg), des quantités offertes (10 kg),  des quantités vendus (15 kg) et des quantités en stock (5 kg) depasse la quantité totale (30 kg) que le ménage a eu après la recolte de Niébé , prière de corriger cette incoherence.</w:t>
             </w:r>
           </w:p>
         </w:tc>
@@ -950,10 +950,10 @@
               <w:rPr>
                 <w:b/>
                 <w:i w:val="0"/>
-                <w:color w:val="DC2626"/>
+                <w:color w:val="EA580C"/>
                 <w:sz w:val="16"/>
               </w:rPr>
-              <w:t>Haute</w:t>
+              <w:t>Moyenne</w:t>
             </w:r>
           </w:p>
         </w:tc>
@@ -968,7 +968,7 @@
                 <w:i w:val="0"/>
                 <w:sz w:val="16"/>
               </w:rPr>
-              <w:t>S16</w:t>
+              <w:t>S00</w:t>
               <w:br/>
             </w:r>
             <w:r>
@@ -978,7 +978,7 @@
                 <w:color w:val="64748B"/>
                 <w:sz w:val="14"/>
               </w:rPr>
-              <w:t>Agriculture</w:t>
+              <w:t>Identification</w:t>
             </w:r>
           </w:p>
         </w:tc>
@@ -994,7 +994,7 @@
                 <w:color w:val="16A34A"/>
                 <w:sz w:val="16"/>
               </w:rPr>
-              <w:t>s00q07a, s00q08, s00q10, s00q13_0, s00q15_0, s00q17_0, s00q23a, s00q23b</w:t>
+              <w:t>s00q27</w:t>
             </w:r>
           </w:p>
         </w:tc>
@@ -1025,7 +1025,7 @@
                 <w:i w:val="0"/>
                 <w:sz w:val="17"/>
               </w:rPr>
-              <w:t>La somme des quantités consommées (5 kg), des quantités offertes (10 kg),  des quantités vendus (15 kg) et des quantités en stock (5 kg) depasse la quantité totale (30 kg) que le ménage a eu après la recolte de Niébé , prière de corriger cette incoherence.</w:t>
+              <w:t>Le questionnaire semble ne pas être complètement fini mais le questionnaire est en statut complet, prière de compléter le questionnaire.</w:t>
             </w:r>
           </w:p>
         </w:tc>
@@ -1084,7 +1084,7 @@
                 <w:color w:val="16A34A"/>
                 <w:sz w:val="16"/>
               </w:rPr>
-              <w:t>s00q27</w:t>
+              <w:t>—</w:t>
             </w:r>
           </w:p>
         </w:tc>
@@ -1115,7 +1115,7 @@
                 <w:i w:val="0"/>
                 <w:sz w:val="17"/>
               </w:rPr>
-              <w:t>Le questionnaire semble ne pas être complètement fini mais le questionnaire est en statut complet, prière de compléter le questionnaire.</w:t>
+              <w:t>L'adresse ou la localisation du ménage doit être bien renseignée, ne doit pas contenir des numéros de téléphone et elle semble courte pour être une adresse.</w:t>
             </w:r>
           </w:p>
         </w:tc>
@@ -1205,7 +1205,7 @@
                 <w:i w:val="0"/>
                 <w:sz w:val="17"/>
               </w:rPr>
-              <w:t>L'adresse ou la localisation du ménage doit être bien renseignée, ne doit pas contenir des numéros de téléphone et elle semble courte pour être une adresse.</w:t>
+              <w:t>Prière de renseigner la bonne adresse.</w:t>
             </w:r>
           </w:p>
         </w:tc>
@@ -1238,7 +1238,7 @@
                 <w:i w:val="0"/>
                 <w:sz w:val="16"/>
               </w:rPr>
-              <w:t>S00</w:t>
+              <w:t>S01</w:t>
               <w:br/>
             </w:r>
             <w:r>
@@ -1248,7 +1248,7 @@
                 <w:color w:val="64748B"/>
                 <w:sz w:val="14"/>
               </w:rPr>
-              <w:t>Identification</w:t>
+              <w:t>Démographie</w:t>
             </w:r>
           </w:p>
         </w:tc>
@@ -1295,7 +1295,7 @@
                 <w:i w:val="0"/>
                 <w:sz w:val="17"/>
               </w:rPr>
-              <w:t>Prière de renseigner la bonne adresse.</w:t>
+              <w:t>Prière de verifier l'information donnée par ngueye lakh ou corriger au niveau de la section 1.</w:t>
             </w:r>
           </w:p>
         </w:tc>
@@ -1328,7 +1328,7 @@
                 <w:i w:val="0"/>
                 <w:sz w:val="16"/>
               </w:rPr>
-              <w:t>S01</w:t>
+              <w:t>S04</w:t>
               <w:br/>
             </w:r>
             <w:r>
@@ -1338,7 +1338,7 @@
                 <w:color w:val="64748B"/>
                 <w:sz w:val="14"/>
               </w:rPr>
-              <w:t>Démographie</w:t>
+              <w:t>Emploi</w:t>
             </w:r>
           </w:p>
         </w:tc>
@@ -1385,7 +1385,7 @@
                 <w:i w:val="0"/>
                 <w:sz w:val="17"/>
               </w:rPr>
-              <w:t>Prière de verifier l'information donnée par ngueye lakh ou corriger au niveau de la section 1.</w:t>
+              <w:t>Attention ! Le nombre de jours (12 jours) que Anta fall a travaillés par mois semble être inférieur à 15.</w:t>
             </w:r>
           </w:p>
         </w:tc>
@@ -1418,7 +1418,7 @@
                 <w:i w:val="0"/>
                 <w:sz w:val="16"/>
               </w:rPr>
-              <w:t>S02</w:t>
+              <w:t>S04</w:t>
               <w:br/>
             </w:r>
             <w:r>
@@ -1428,7 +1428,7 @@
                 <w:color w:val="64748B"/>
                 <w:sz w:val="14"/>
               </w:rPr>
-              <w:t>Éducation</w:t>
+              <w:t>Emploi</w:t>
             </w:r>
           </w:p>
         </w:tc>
@@ -1475,7 +1475,7 @@
                 <w:i w:val="0"/>
                 <w:sz w:val="17"/>
               </w:rPr>
-              <w:t>veuillez, s'il vous plait, confirmer les frais de scolarité ( 1000 FCFA) payée de alassane lakh avec le QG ou apporter les corrections nécessaires.</w:t>
+              <w:t>Veuillez, s'il vous plaît, confirmer cette information.</w:t>
             </w:r>
           </w:p>
         </w:tc>
@@ -1508,7 +1508,7 @@
                 <w:i w:val="0"/>
                 <w:sz w:val="16"/>
               </w:rPr>
-              <w:t>S02</w:t>
+              <w:t>S04</w:t>
               <w:br/>
             </w:r>
             <w:r>
@@ -1518,7 +1518,7 @@
                 <w:color w:val="64748B"/>
                 <w:sz w:val="14"/>
               </w:rPr>
-              <w:t>Éducation</w:t>
+              <w:t>Emploi</w:t>
             </w:r>
           </w:p>
         </w:tc>
@@ -1565,7 +1565,7 @@
                 <w:i w:val="0"/>
                 <w:sz w:val="17"/>
               </w:rPr>
-              <w:t>veuillez, s'il vous plait, confirmer les frais de scolarité ( 1000 FCFA) payée de ngueye lakh avec le QG ou apporter les corrections nécessaires.</w:t>
+              <w:t>Attention ! Le nombre de jours que Anta fall a travaillés par mois semble être inférieur à 15.</w:t>
             </w:r>
           </w:p>
         </w:tc>
@@ -1655,7 +1655,7 @@
                 <w:i w:val="0"/>
                 <w:sz w:val="17"/>
               </w:rPr>
-              <w:t>Attention ! Le nombre de jours (12 jours) que Anta fall a travaillés par mois semble être inférieur à 15.</w:t>
+              <w:t>Veuillez, s'il vous plaît, confirmer cette information.</w:t>
             </w:r>
           </w:p>
         </w:tc>
@@ -1688,7 +1688,7 @@
                 <w:i w:val="0"/>
                 <w:sz w:val="16"/>
               </w:rPr>
-              <w:t>S04</w:t>
+              <w:t>S07</w:t>
               <w:br/>
             </w:r>
             <w:r>
@@ -1698,7 +1698,7 @@
                 <w:color w:val="64748B"/>
                 <w:sz w:val="14"/>
               </w:rPr>
-              <w:t>Emploi</w:t>
+              <w:t>Consommation alimentaire</w:t>
             </w:r>
           </w:p>
         </w:tc>
@@ -1745,7 +1745,7 @@
                 <w:i w:val="0"/>
                 <w:sz w:val="17"/>
               </w:rPr>
-              <w:t>Veuillez, s'il vous plaît, confirmer cette information.</w:t>
+              <w:t>prière de corriger ou de confirmer avec le QG.</w:t>
             </w:r>
           </w:p>
         </w:tc>
@@ -1778,7 +1778,7 @@
                 <w:i w:val="0"/>
                 <w:sz w:val="16"/>
               </w:rPr>
-              <w:t>S04</w:t>
+              <w:t>S07</w:t>
               <w:br/>
             </w:r>
             <w:r>
@@ -1788,7 +1788,7 @@
                 <w:color w:val="64748B"/>
                 <w:sz w:val="14"/>
               </w:rPr>
-              <w:t>Emploi</w:t>
+              <w:t>Consommation alimentaire</w:t>
             </w:r>
           </w:p>
         </w:tc>
@@ -1804,7 +1804,7 @@
                 <w:color w:val="16A34A"/>
                 <w:sz w:val="16"/>
               </w:rPr>
-              <w:t>—</w:t>
+              <w:t>s07bq07a, s07bq07b, s07bq07c, s07bq08</w:t>
             </w:r>
           </w:p>
         </w:tc>
@@ -1835,7 +1835,7 @@
                 <w:i w:val="0"/>
                 <w:sz w:val="17"/>
               </w:rPr>
-              <w:t>Attention ! Le nombre de jours que Anta fall a travaillés par mois semble être inférieur à 15.</w:t>
+              <w:t>Le prix d'achat unitaire (20000 Fcfa) de Pâte d'arachide en Kg de taille taille unique prière de regarder les reponses prises dans les questions s07bq07a s07bq07b s07bq07c s07bq08 pour mieux corriger.</w:t>
             </w:r>
           </w:p>
         </w:tc>
@@ -1868,7 +1868,7 @@
                 <w:i w:val="0"/>
                 <w:sz w:val="16"/>
               </w:rPr>
-              <w:t>S04</w:t>
+              <w:t>S07</w:t>
               <w:br/>
             </w:r>
             <w:r>
@@ -1878,7 +1878,7 @@
                 <w:color w:val="64748B"/>
                 <w:sz w:val="14"/>
               </w:rPr>
-              <w:t>Emploi</w:t>
+              <w:t>Consommation alimentaire</w:t>
             </w:r>
           </w:p>
         </w:tc>
@@ -1925,7 +1925,7 @@
                 <w:i w:val="0"/>
                 <w:sz w:val="17"/>
               </w:rPr>
-              <w:t>Veuillez, s'il vous plaît, confirmer cette information.</w:t>
+              <w:t>Attention ! Le prix unitaire d'achat (20000 Fcfa) de Pâte d'arachide en Kg (taille unique) est relativement élevé par rapport aux autres prix observés dans cette zone.</w:t>
             </w:r>
           </w:p>
         </w:tc>
@@ -2015,7 +2015,7 @@
                 <w:i w:val="0"/>
                 <w:sz w:val="17"/>
               </w:rPr>
-              <w:t>prière de corriger ou de confirmer avec le QG.</w:t>
+              <w:t>Prière de corriger ou de confirmer avec le QG.</w:t>
             </w:r>
           </w:p>
         </w:tc>
@@ -2105,7 +2105,7 @@
                 <w:i w:val="0"/>
                 <w:sz w:val="17"/>
               </w:rPr>
-              <w:t>Le prix d'achat unitaire (20000 Fcfa) de Pâte d'arachide en Kg de taille taille unique prière de regarder les reponses prises dans les questions s07bq07a s07bq07b s07bq07c s07bq08 pour mieux corriger.</w:t>
+              <w:t>Le prix d'achat unitaire (1 Fcfa) de Niébé/Haricots secs en Sachets de taille Moyen  est invraisemblable, prière de regarder les reponses prises dans les questions s07bq07a s07bq07b s07bq07c s07bq08 pour mieux corriger.</w:t>
             </w:r>
           </w:p>
         </w:tc>
@@ -2164,7 +2164,7 @@
                 <w:color w:val="16A34A"/>
                 <w:sz w:val="16"/>
               </w:rPr>
-              <w:t>—</w:t>
+              <w:t>s07bq07a, s07bq07b, s07bq07c, s07bq08</w:t>
             </w:r>
           </w:p>
         </w:tc>
@@ -2195,7 +2195,7 @@
                 <w:i w:val="0"/>
                 <w:sz w:val="17"/>
               </w:rPr>
-              <w:t>Attention ! Le prix unitaire d'achat (20000 Fcfa) de Pâte d'arachide en Kg (taille unique) est relativement élevé par rapport aux autres prix observés dans cette zone.</w:t>
+              <w:t>Le prix d'achat unitaire (1 Fcfa) de Poisson séché Guedj Con en Morceau (Portion) de taille Petit  est invraisemblable, prière de regarder les reponses prises dans les questions s07bq07a s07bq07b s07bq07c s07bq08 pour mieux corriger.</w:t>
             </w:r>
           </w:p>
         </w:tc>
@@ -2285,7 +2285,7 @@
                 <w:i w:val="0"/>
                 <w:sz w:val="17"/>
               </w:rPr>
-              <w:t>Prière de corriger ou de confirmer avec le QG.</w:t>
+              <w:t>Attention ! Le prix unitaire d'achat (1 Fcfa) de Poisson séché Guedj Con en Morceau (Portion) (Petit) est relativement faible par rapport aux autres prix observés dans cette zone.</w:t>
             </w:r>
           </w:p>
         </w:tc>
@@ -2375,7 +2375,7 @@
                 <w:i w:val="0"/>
                 <w:sz w:val="17"/>
               </w:rPr>
-              <w:t>Le prix d'achat unitaire (1 Fcfa) de Niébé/Haricots secs en Sachets de taille Moyen  est invraisemblable, prière de regarder les reponses prises dans les questions s07bq07a s07bq07b s07bq07c s07bq08 pour mieux corriger.</w:t>
+              <w:t>Le prix d'achat unitaire (1 Fcfa) de Tamarin noir en Sachets de taille Petit  est invraisemblable, prière de regarder les reponses prises dans les questions s07bq07a s07bq07b s07bq07c s07bq08 pour mieux corriger.</w:t>
             </w:r>
           </w:p>
         </w:tc>
@@ -2434,7 +2434,7 @@
                 <w:color w:val="16A34A"/>
                 <w:sz w:val="16"/>
               </w:rPr>
-              <w:t>s07bq07a, s07bq07b, s07bq07c, s07bq08</w:t>
+              <w:t>—</w:t>
             </w:r>
           </w:p>
         </w:tc>
@@ -2465,7 +2465,7 @@
                 <w:i w:val="0"/>
                 <w:sz w:val="17"/>
               </w:rPr>
-              <w:t>Le prix d'achat unitaire (1 Fcfa) de Poisson séché Guedj Con en Morceau (Portion) de taille Petit  est invraisemblable, prière de regarder les reponses prises dans les questions s07bq07a s07bq07b s07bq07c s07bq08 pour mieux corriger.</w:t>
+              <w:t>Attention ! Le prix unitaire d'achat (1 Fcfa) de Tamarin noir en Sachets (Petit) est relativement faible par rapport aux autres prix observés dans cette zone.</w:t>
             </w:r>
           </w:p>
         </w:tc>
@@ -2498,7 +2498,7 @@
                 <w:i w:val="0"/>
                 <w:sz w:val="16"/>
               </w:rPr>
-              <w:t>S07</w:t>
+              <w:t>S09</w:t>
               <w:br/>
             </w:r>
             <w:r>
@@ -2508,7 +2508,7 @@
                 <w:color w:val="64748B"/>
                 <w:sz w:val="14"/>
               </w:rPr>
-              <w:t>Consommation alimentaire</w:t>
+              <w:t>Dépenses non alimentaires</w:t>
             </w:r>
           </w:p>
         </w:tc>
@@ -2555,7 +2555,7 @@
                 <w:i w:val="0"/>
                 <w:sz w:val="17"/>
               </w:rPr>
-              <w:t>Attention ! Le prix unitaire d'achat (1 Fcfa) de Poisson séché Guedj Con en Morceau (Portion) (Petit) est relativement faible par rapport aux autres prix observés dans cette zone.</w:t>
+              <w:t>Attention ! La dépense du ménage de Anta fall (500 Fcfa) au cours de 7 derniers jours de Transport urbain en taxi est relativement élevé.</w:t>
             </w:r>
           </w:p>
         </w:tc>
@@ -2588,7 +2588,7 @@
                 <w:i w:val="0"/>
                 <w:sz w:val="16"/>
               </w:rPr>
-              <w:t>S07</w:t>
+              <w:t>S09</w:t>
               <w:br/>
             </w:r>
             <w:r>
@@ -2598,7 +2598,7 @@
                 <w:color w:val="64748B"/>
                 <w:sz w:val="14"/>
               </w:rPr>
-              <w:t>Consommation alimentaire</w:t>
+              <w:t>Dépenses non alimentaires</w:t>
             </w:r>
           </w:p>
         </w:tc>
@@ -2614,7 +2614,7 @@
                 <w:color w:val="16A34A"/>
                 <w:sz w:val="16"/>
               </w:rPr>
-              <w:t>s07bq07a, s07bq07b, s07bq07c, s07bq08</w:t>
+              <w:t>—</w:t>
             </w:r>
           </w:p>
         </w:tc>
@@ -2645,7 +2645,7 @@
                 <w:i w:val="0"/>
                 <w:sz w:val="17"/>
               </w:rPr>
-              <w:t>Le prix d'achat unitaire (1 Fcfa) de Tamarin noir en Sachets de taille Petit  est invraisemblable, prière de regarder les reponses prises dans les questions s07bq07a s07bq07b s07bq07c s07bq08 pour mieux corriger.</w:t>
+              <w:t>Prière de corriger ou de confirmer avec le QG.</w:t>
             </w:r>
           </w:p>
         </w:tc>
@@ -2678,7 +2678,7 @@
                 <w:i w:val="0"/>
                 <w:sz w:val="16"/>
               </w:rPr>
-              <w:t>S07</w:t>
+              <w:t>S09</w:t>
               <w:br/>
             </w:r>
             <w:r>
@@ -2688,7 +2688,7 @@
                 <w:color w:val="64748B"/>
                 <w:sz w:val="14"/>
               </w:rPr>
-              <w:t>Consommation alimentaire</w:t>
+              <w:t>Dépenses non alimentaires</w:t>
             </w:r>
           </w:p>
         </w:tc>
@@ -2704,7 +2704,7 @@
                 <w:color w:val="16A34A"/>
                 <w:sz w:val="16"/>
               </w:rPr>
-              <w:t>—</w:t>
+              <w:t>s01q23, s01q00b, s01q23_autre</w:t>
             </w:r>
           </w:p>
         </w:tc>
@@ -2735,7 +2735,7 @@
                 <w:i w:val="0"/>
                 <w:sz w:val="17"/>
               </w:rPr>
-              <w:t>Attention ! Le prix unitaire d'achat (1 Fcfa) de Tamarin noir en Sachets (Petit) est relativement faible par rapport aux autres prix observés dans cette zone.</w:t>
+              <w:t>La dernière fois que vous avez acheté Frais de coiffure homme et femme (salon, tressage, mèches, coupe, etc.), manucure, pédicure est chez le voisine et semble exister dans les modalités, prière de prendre attache avec le QG pour plus d'explication afin de la classer bien.</w:t>
             </w:r>
           </w:p>
         </w:tc>
@@ -2825,7 +2825,7 @@
                 <w:i w:val="0"/>
                 <w:sz w:val="17"/>
               </w:rPr>
-              <w:t>Attention ! La dépense du ménage de Anta fall (500 Fcfa) au cours de 7 derniers jours de Transport urbain en taxi est relativement élevé.</w:t>
+              <w:t>Attention ! La dépense du ménage de Anta fall (3000 Fcfa) au cours de 30 derniers jours de Frais de coiffure homme et femme (salon, tressage, mèches, coupe, etc.), manucure, pédicure est relativement élevé.</w:t>
             </w:r>
           </w:p>
         </w:tc>
@@ -2948,7 +2948,7 @@
                 <w:i w:val="0"/>
                 <w:sz w:val="16"/>
               </w:rPr>
-              <w:t>S09</w:t>
+              <w:t>S10</w:t>
               <w:br/>
             </w:r>
             <w:r>
@@ -2958,7 +2958,7 @@
                 <w:color w:val="64748B"/>
                 <w:sz w:val="14"/>
               </w:rPr>
-              <w:t>Dépenses non alimentaires</w:t>
+              <w:t>Logement</w:t>
             </w:r>
           </w:p>
         </w:tc>
@@ -2974,7 +2974,7 @@
                 <w:color w:val="16A34A"/>
                 <w:sz w:val="16"/>
               </w:rPr>
-              <w:t>s01q23, s01q00b, s01q23_autre</w:t>
+              <w:t>s10q47, s10q46</w:t>
             </w:r>
           </w:p>
         </w:tc>
@@ -3005,7 +3005,7 @@
                 <w:i w:val="0"/>
                 <w:sz w:val="17"/>
               </w:rPr>
-              <w:t>La dernière fois que vous avez acheté Frais de coiffure homme et femme (salon, tressage, mèches, coupe, etc.), manucure, pédicure est chez le voisine et semble exister dans les modalités, prière de prendre attache avec le QG pour plus d'explication afin de la classer bien.</w:t>
+              <w:t>Le montant dépensé de L'entreprise robe de pret pour l'achat de ces marchandises revendues en état, sans transformation ne peut être supérieur aux montants obtenus sur la revente de marchandises achetées et revendues en état au cours des 30 derniers jours ou durant le dernier mois où l'entreprise a fonctionné (s10q47 &gt; s10q46), prière de corriger.</w:t>
             </w:r>
           </w:p>
         </w:tc>
@@ -3038,7 +3038,7 @@
                 <w:i w:val="0"/>
                 <w:sz w:val="16"/>
               </w:rPr>
-              <w:t>S09</w:t>
+              <w:t>S11</w:t>
               <w:br/>
             </w:r>
             <w:r>
@@ -3048,7 +3048,7 @@
                 <w:color w:val="64748B"/>
                 <w:sz w:val="14"/>
               </w:rPr>
-              <w:t>Dépenses non alimentaires</w:t>
+              <w:t>Logement / cadre de vie</w:t>
             </w:r>
           </w:p>
         </w:tc>
@@ -3095,7 +3095,7 @@
                 <w:i w:val="0"/>
                 <w:sz w:val="17"/>
               </w:rPr>
-              <w:t>Attention ! La dépense du ménage de Anta fall (3000 Fcfa) au cours de 30 derniers jours de Frais de coiffure homme et femme (salon, tressage, mèches, coupe, etc.), manucure, pédicure est relativement élevé.</w:t>
+              <w:t>Attention!!! Les ménages vivants dans un(e) Maison Basse à LOUGA Rural ont généralement comme principal matériau de construction le/la Ciment/Béton/Pierres de taille, mais celui du ménage de Anta fall (Paille, Banco, motte de terre) diffère de celui-ci.</w:t>
             </w:r>
           </w:p>
         </w:tc>
@@ -3128,7 +3128,7 @@
                 <w:i w:val="0"/>
                 <w:sz w:val="16"/>
               </w:rPr>
-              <w:t>S09</w:t>
+              <w:t>S11</w:t>
               <w:br/>
             </w:r>
             <w:r>
@@ -3138,7 +3138,7 @@
                 <w:color w:val="64748B"/>
                 <w:sz w:val="14"/>
               </w:rPr>
-              <w:t>Dépenses non alimentaires</w:t>
+              <w:t>Logement / cadre de vie</w:t>
             </w:r>
           </w:p>
         </w:tc>
@@ -3185,7 +3185,7 @@
                 <w:i w:val="0"/>
                 <w:sz w:val="17"/>
               </w:rPr>
-              <w:t>Prière de corriger ou de confirmer avec le QG.</w:t>
+              <w:t>Prière de vérifier pour être sûr que vous avez choisi les bonnes modalités des questions 11.01 et 11.18 .</w:t>
             </w:r>
           </w:p>
         </w:tc>
@@ -3218,7 +3218,7 @@
                 <w:i w:val="0"/>
                 <w:sz w:val="16"/>
               </w:rPr>
-              <w:t>S10</w:t>
+              <w:t>S11</w:t>
               <w:br/>
             </w:r>
             <w:r>
@@ -3228,7 +3228,7 @@
                 <w:color w:val="64748B"/>
                 <w:sz w:val="14"/>
               </w:rPr>
-              <w:t>Logement</w:t>
+              <w:t>Logement / cadre de vie</w:t>
             </w:r>
           </w:p>
         </w:tc>
@@ -3244,7 +3244,7 @@
                 <w:color w:val="16A34A"/>
                 <w:sz w:val="16"/>
               </w:rPr>
-              <w:t>s10q47, s10q46</w:t>
+              <w:t>—</w:t>
             </w:r>
           </w:p>
         </w:tc>
@@ -3275,7 +3275,7 @@
                 <w:i w:val="0"/>
                 <w:sz w:val="17"/>
               </w:rPr>
-              <w:t>Le montant dépensé de L'entreprise robe de pret pour l'achat de ces marchandises revendues en état, sans transformation ne peut être supérieur aux montants obtenus sur la revente de marchandises achetées et revendues en état au cours des 30 derniers jours ou durant le dernier mois où l'entreprise a fonctionné (s10q47 &gt; s10q46), prière de corriger.</w:t>
+              <w:t>Merci de ne pas corriger si vous êtes sûr de celui donné par le ménage et observé par vous.</w:t>
             </w:r>
           </w:p>
         </w:tc>
@@ -3308,7 +3308,7 @@
                 <w:i w:val="0"/>
                 <w:sz w:val="16"/>
               </w:rPr>
-              <w:t>S11</w:t>
+              <w:t>S13</w:t>
               <w:br/>
             </w:r>
             <w:r>
@@ -3318,7 +3318,7 @@
                 <w:color w:val="64748B"/>
                 <w:sz w:val="14"/>
               </w:rPr>
-              <w:t>Logement / cadre de vie</w:t>
+              <w:t>Transferts</w:t>
             </w:r>
           </w:p>
         </w:tc>
@@ -3334,7 +3334,7 @@
                 <w:color w:val="16A34A"/>
                 <w:sz w:val="16"/>
               </w:rPr>
-              <w:t>—</w:t>
+              <w:t>s00q27, s01q00a, s01q12, s01q13, s02q04, s03q11, s03q12, s01q01</w:t>
             </w:r>
           </w:p>
         </w:tc>
@@ -3365,7 +3365,7 @@
                 <w:i w:val="0"/>
                 <w:sz w:val="17"/>
               </w:rPr>
-              <w:t>Attention!!! Les ménages vivants dans un(e) Maison Basse à LOUGA Rural ont généralement comme principal matériau de construction le/la Ciment/Béton/Pierres de taille, mais celui du ménage de Anta fall (Paille, Banco, motte de terre) diffère de celui-ci.</w:t>
+              <w:t>L'âge de celui qui a envoyé/donné de l'argent dans la section 13a (Transfert reçu) semble  élévé, prière de corriger ou confirmer ave le QG.</w:t>
             </w:r>
           </w:p>
         </w:tc>
@@ -3398,7 +3398,7 @@
                 <w:i w:val="0"/>
                 <w:sz w:val="16"/>
               </w:rPr>
-              <w:t>S11</w:t>
+              <w:t>S13</w:t>
               <w:br/>
             </w:r>
             <w:r>
@@ -3408,7 +3408,7 @@
                 <w:color w:val="64748B"/>
                 <w:sz w:val="14"/>
               </w:rPr>
-              <w:t>Logement / cadre de vie</w:t>
+              <w:t>Transferts</w:t>
             </w:r>
           </w:p>
         </w:tc>
@@ -3424,7 +3424,7 @@
                 <w:color w:val="16A34A"/>
                 <w:sz w:val="16"/>
               </w:rPr>
-              <w:t>—</w:t>
+              <w:t>s01q23, s01q00b, s01q23_autre</w:t>
             </w:r>
           </w:p>
         </w:tc>
@@ -3455,457 +3455,7 @@
                 <w:i w:val="0"/>
                 <w:sz w:val="17"/>
               </w:rPr>
-              <w:t>Prière de vérifier pour être sûr que vous avez choisi les bonnes modalités des questions 11.01 et 11.18 .</w:t>
-            </w:r>
-          </w:p>
-        </w:tc>
-      </w:tr>
-      <w:tr>
-        <w:tc>
-          <w:tcPr>
-            <w:tcW w:type="dxa" w:w="964"/>
-          </w:tcPr>
-          <w:p>
-            <w:r>
-              <w:rPr>
-                <w:b/>
-                <w:i w:val="0"/>
-                <w:color w:val="EA580C"/>
-                <w:sz w:val="16"/>
-              </w:rPr>
-              <w:t>Moyenne</w:t>
-            </w:r>
-          </w:p>
-        </w:tc>
-        <w:tc>
-          <w:tcPr>
-            <w:tcW w:type="dxa" w:w="1247"/>
-          </w:tcPr>
-          <w:p>
-            <w:r>
-              <w:rPr>
-                <w:b/>
-                <w:i w:val="0"/>
-                <w:sz w:val="16"/>
-              </w:rPr>
-              <w:t>S11</w:t>
-              <w:br/>
-            </w:r>
-            <w:r>
-              <w:rPr>
-                <w:b w:val="0"/>
-                <w:i w:val="0"/>
-                <w:color w:val="64748B"/>
-                <w:sz w:val="14"/>
-              </w:rPr>
-              <w:t>Logement / cadre de vie</w:t>
-            </w:r>
-          </w:p>
-        </w:tc>
-        <w:tc>
-          <w:tcPr>
-            <w:tcW w:type="dxa" w:w="1531"/>
-          </w:tcPr>
-          <w:p>
-            <w:r>
-              <w:rPr>
-                <w:b/>
-                <w:i w:val="0"/>
-                <w:color w:val="16A34A"/>
-                <w:sz w:val="16"/>
-              </w:rPr>
-              <w:t>—</w:t>
-            </w:r>
-          </w:p>
-        </w:tc>
-        <w:tc>
-          <w:tcPr>
-            <w:tcW w:type="dxa" w:w="1191"/>
-          </w:tcPr>
-          <w:p>
-            <w:r>
-              <w:rPr>
-                <w:b w:val="0"/>
-                <w:i w:val="0"/>
-                <w:color w:val="64748B"/>
-                <w:sz w:val="16"/>
-              </w:rPr>
-              <w:t>GT-CQ</w:t>
-            </w:r>
-          </w:p>
-        </w:tc>
-        <w:tc>
-          <w:tcPr>
-            <w:tcW w:type="dxa" w:w="4706"/>
-          </w:tcPr>
-          <w:p>
-            <w:r>
-              <w:rPr>
-                <w:b w:val="0"/>
-                <w:i w:val="0"/>
-                <w:sz w:val="17"/>
-              </w:rPr>
-              <w:t>Merci de ne pas corriger si vous êtes sûr de celui donné par le ménage et observé par vous.</w:t>
-            </w:r>
-          </w:p>
-        </w:tc>
-      </w:tr>
-      <w:tr>
-        <w:tc>
-          <w:tcPr>
-            <w:tcW w:type="dxa" w:w="964"/>
-          </w:tcPr>
-          <w:p>
-            <w:r>
-              <w:rPr>
-                <w:b/>
-                <w:i w:val="0"/>
-                <w:color w:val="EA580C"/>
-                <w:sz w:val="16"/>
-              </w:rPr>
-              <w:t>Moyenne</w:t>
-            </w:r>
-          </w:p>
-        </w:tc>
-        <w:tc>
-          <w:tcPr>
-            <w:tcW w:type="dxa" w:w="1247"/>
-          </w:tcPr>
-          <w:p>
-            <w:r>
-              <w:rPr>
-                <w:b/>
-                <w:i w:val="0"/>
-                <w:sz w:val="16"/>
-              </w:rPr>
-              <w:t>S13</w:t>
-              <w:br/>
-            </w:r>
-            <w:r>
-              <w:rPr>
-                <w:b w:val="0"/>
-                <w:i w:val="0"/>
-                <w:color w:val="64748B"/>
-                <w:sz w:val="14"/>
-              </w:rPr>
-              <w:t>Transferts</w:t>
-            </w:r>
-          </w:p>
-        </w:tc>
-        <w:tc>
-          <w:tcPr>
-            <w:tcW w:type="dxa" w:w="1531"/>
-          </w:tcPr>
-          <w:p>
-            <w:r>
-              <w:rPr>
-                <w:b/>
-                <w:i w:val="0"/>
-                <w:color w:val="16A34A"/>
-                <w:sz w:val="16"/>
-              </w:rPr>
-              <w:t>s00q07a, s00q08, s00q10, s00q13_0, s00q15_0, s00q17_0, s00q23a, s00q23b</w:t>
-            </w:r>
-          </w:p>
-        </w:tc>
-        <w:tc>
-          <w:tcPr>
-            <w:tcW w:type="dxa" w:w="1191"/>
-          </w:tcPr>
-          <w:p>
-            <w:r>
-              <w:rPr>
-                <w:b w:val="0"/>
-                <w:i w:val="0"/>
-                <w:color w:val="64748B"/>
-                <w:sz w:val="16"/>
-              </w:rPr>
-              <w:t>GT-CQ</w:t>
-            </w:r>
-          </w:p>
-        </w:tc>
-        <w:tc>
-          <w:tcPr>
-            <w:tcW w:type="dxa" w:w="4706"/>
-          </w:tcPr>
-          <w:p>
-            <w:r>
-              <w:rPr>
-                <w:b w:val="0"/>
-                <w:i w:val="0"/>
-                <w:sz w:val="17"/>
-              </w:rPr>
-              <w:t>L'enquêteur prière de fournir d'effort pour avoir le niveau d'étude et l'âge de celui qui a envoyé/donné de l'argent dans la section 13a (Transfert reçu).</w:t>
-            </w:r>
-          </w:p>
-        </w:tc>
-      </w:tr>
-      <w:tr>
-        <w:tc>
-          <w:tcPr>
-            <w:tcW w:type="dxa" w:w="964"/>
-          </w:tcPr>
-          <w:p>
-            <w:r>
-              <w:rPr>
-                <w:b/>
-                <w:i w:val="0"/>
-                <w:color w:val="EA580C"/>
-                <w:sz w:val="16"/>
-              </w:rPr>
-              <w:t>Moyenne</w:t>
-            </w:r>
-          </w:p>
-        </w:tc>
-        <w:tc>
-          <w:tcPr>
-            <w:tcW w:type="dxa" w:w="1247"/>
-          </w:tcPr>
-          <w:p>
-            <w:r>
-              <w:rPr>
-                <w:b/>
-                <w:i w:val="0"/>
-                <w:sz w:val="16"/>
-              </w:rPr>
-              <w:t>S13</w:t>
-              <w:br/>
-            </w:r>
-            <w:r>
-              <w:rPr>
-                <w:b w:val="0"/>
-                <w:i w:val="0"/>
-                <w:color w:val="64748B"/>
-                <w:sz w:val="14"/>
-              </w:rPr>
-              <w:t>Transferts</w:t>
-            </w:r>
-          </w:p>
-        </w:tc>
-        <w:tc>
-          <w:tcPr>
-            <w:tcW w:type="dxa" w:w="1531"/>
-          </w:tcPr>
-          <w:p>
-            <w:r>
-              <w:rPr>
-                <w:b/>
-                <w:i w:val="0"/>
-                <w:color w:val="16A34A"/>
-                <w:sz w:val="16"/>
-              </w:rPr>
-              <w:t>s00q27, s01q00a, s01q12, s01q13, s02q04, s03q11, s03q12, s01q01</w:t>
-            </w:r>
-          </w:p>
-        </w:tc>
-        <w:tc>
-          <w:tcPr>
-            <w:tcW w:type="dxa" w:w="1191"/>
-          </w:tcPr>
-          <w:p>
-            <w:r>
-              <w:rPr>
-                <w:b w:val="0"/>
-                <w:i w:val="0"/>
-                <w:color w:val="64748B"/>
-                <w:sz w:val="16"/>
-              </w:rPr>
-              <w:t>GT-CQ</w:t>
-            </w:r>
-          </w:p>
-        </w:tc>
-        <w:tc>
-          <w:tcPr>
-            <w:tcW w:type="dxa" w:w="4706"/>
-          </w:tcPr>
-          <w:p>
-            <w:r>
-              <w:rPr>
-                <w:b w:val="0"/>
-                <w:i w:val="0"/>
-                <w:sz w:val="17"/>
-              </w:rPr>
-              <w:t>L'âge de celui qui a envoyé/donné de l'argent dans la section 13a (Transfert reçu) semble  élévé, prière de corriger ou confirmer ave le QG.</w:t>
-            </w:r>
-          </w:p>
-        </w:tc>
-      </w:tr>
-      <w:tr>
-        <w:tc>
-          <w:tcPr>
-            <w:tcW w:type="dxa" w:w="964"/>
-          </w:tcPr>
-          <w:p>
-            <w:r>
-              <w:rPr>
-                <w:b/>
-                <w:i w:val="0"/>
-                <w:color w:val="EA580C"/>
-                <w:sz w:val="16"/>
-              </w:rPr>
-              <w:t>Moyenne</w:t>
-            </w:r>
-          </w:p>
-        </w:tc>
-        <w:tc>
-          <w:tcPr>
-            <w:tcW w:type="dxa" w:w="1247"/>
-          </w:tcPr>
-          <w:p>
-            <w:r>
-              <w:rPr>
-                <w:b/>
-                <w:i w:val="0"/>
-                <w:sz w:val="16"/>
-              </w:rPr>
-              <w:t>S13</w:t>
-              <w:br/>
-            </w:r>
-            <w:r>
-              <w:rPr>
-                <w:b w:val="0"/>
-                <w:i w:val="0"/>
-                <w:color w:val="64748B"/>
-                <w:sz w:val="14"/>
-              </w:rPr>
-              <w:t>Transferts</w:t>
-            </w:r>
-          </w:p>
-        </w:tc>
-        <w:tc>
-          <w:tcPr>
-            <w:tcW w:type="dxa" w:w="1531"/>
-          </w:tcPr>
-          <w:p>
-            <w:r>
-              <w:rPr>
-                <w:b/>
-                <w:i w:val="0"/>
-                <w:color w:val="16A34A"/>
-                <w:sz w:val="16"/>
-              </w:rPr>
-              <w:t>s01q23, s01q00b, s01q23_autre</w:t>
-            </w:r>
-          </w:p>
-        </w:tc>
-        <w:tc>
-          <w:tcPr>
-            <w:tcW w:type="dxa" w:w="1191"/>
-          </w:tcPr>
-          <w:p>
-            <w:r>
-              <w:rPr>
-                <w:b w:val="0"/>
-                <w:i w:val="0"/>
-                <w:color w:val="64748B"/>
-                <w:sz w:val="16"/>
-              </w:rPr>
-              <w:t>GT-CQ</w:t>
-            </w:r>
-          </w:p>
-        </w:tc>
-        <w:tc>
-          <w:tcPr>
-            <w:tcW w:type="dxa" w:w="4706"/>
-          </w:tcPr>
-          <w:p>
-            <w:r>
-              <w:rPr>
-                <w:b w:val="0"/>
-                <w:i w:val="0"/>
-                <w:sz w:val="17"/>
-              </w:rPr>
               <w:t>Le principal motif du transfert est dépense quotidienne et semble exister dans les modalités, prière de prendre attache avec le QG pour plus d'explication afin de la classer bien.</w:t>
-            </w:r>
-          </w:p>
-        </w:tc>
-      </w:tr>
-      <w:tr>
-        <w:tc>
-          <w:tcPr>
-            <w:tcW w:type="dxa" w:w="964"/>
-          </w:tcPr>
-          <w:p>
-            <w:r>
-              <w:rPr>
-                <w:b/>
-                <w:i w:val="0"/>
-                <w:color w:val="EA580C"/>
-                <w:sz w:val="16"/>
-              </w:rPr>
-              <w:t>Moyenne</w:t>
-            </w:r>
-          </w:p>
-        </w:tc>
-        <w:tc>
-          <w:tcPr>
-            <w:tcW w:type="dxa" w:w="1247"/>
-          </w:tcPr>
-          <w:p>
-            <w:r>
-              <w:rPr>
-                <w:b/>
-                <w:i w:val="0"/>
-                <w:sz w:val="16"/>
-              </w:rPr>
-              <w:t>S13</w:t>
-              <w:br/>
-            </w:r>
-            <w:r>
-              <w:rPr>
-                <w:b w:val="0"/>
-                <w:i w:val="0"/>
-                <w:color w:val="64748B"/>
-                <w:sz w:val="14"/>
-              </w:rPr>
-              <w:t>Transferts</w:t>
-            </w:r>
-          </w:p>
-        </w:tc>
-        <w:tc>
-          <w:tcPr>
-            <w:tcW w:type="dxa" w:w="1531"/>
-          </w:tcPr>
-          <w:p>
-            <w:r>
-              <w:rPr>
-                <w:b/>
-                <w:i w:val="0"/>
-                <w:color w:val="16A34A"/>
-                <w:sz w:val="16"/>
-              </w:rPr>
-              <w:t>s00q07a, s00q08, s00q10, s00q13_0, s00q15_0, s00q17_0, s00q23a, s00q23b</w:t>
-            </w:r>
-          </w:p>
-        </w:tc>
-        <w:tc>
-          <w:tcPr>
-            <w:tcW w:type="dxa" w:w="1191"/>
-          </w:tcPr>
-          <w:p>
-            <w:r>
-              <w:rPr>
-                <w:b w:val="0"/>
-                <w:i w:val="0"/>
-                <w:color w:val="64748B"/>
-                <w:sz w:val="16"/>
-              </w:rPr>
-              <w:t>GT-CQ</w:t>
-            </w:r>
-          </w:p>
-        </w:tc>
-        <w:tc>
-          <w:tcPr>
-            <w:tcW w:type="dxa" w:w="4706"/>
-          </w:tcPr>
-          <w:p>
-            <w:r>
-              <w:rPr>
-                <w:b w:val="0"/>
-                <w:i w:val="0"/>
-                <w:sz w:val="17"/>
-              </w:rPr>
-              <w:t>L'enquêteur prière de fournir d'effort pour avoir le niveau d'étude et l'âge de celui qui a béneficié de l'argent dans la section 13b (Transfert emis).</w:t>
             </w:r>
           </w:p>
         </w:tc>
